--- a/agentic-poker-master-spec-v5.docx
+++ b/agentic-poker-master-spec-v5.docx
@@ -6769,6 +6769,246 @@
           <w:szCs w:val="20"/>
         </w:rPr>
         <w:t xml:space="preserve"/>
+      </w:r>
+    </w:p>
+    <w:p>
+      <w:pPr>
+        <w:pStyle w:val="Heading2"/>
+        <w:spacing w:after="80" w:before="240"/>
+      </w:pPr>
+      <w:r>
+        <w:rPr>
+          <w:rFonts w:ascii="Arial" w:cs="Arial" w:eastAsia="Arial" w:hAnsi="Arial"/>
+          <w:b/>
+          <w:bCs/>
+          <w:color w:val="0A0A0A"/>
+          <w:sz w:val="26"/>
+          <w:szCs w:val="26"/>
+        </w:rPr>
+        <w:t xml:space="preserve">5.7 Table Chat (Psychological Warfare)</w:t>
+      </w:r>
+    </w:p>
+    <w:p>
+      <w:pPr>
+        <w:spacing w:after="100" w:before="60"/>
+      </w:pPr>
+      <w:r>
+        <w:rPr>
+          <w:rFonts w:ascii="Arial" w:cs="Arial" w:eastAsia="Arial" w:hAnsi="Arial"/>
+          <w:color w:val="333333"/>
+          <w:sz w:val="22"/>
+          <w:szCs w:val="22"/>
+        </w:rPr>
+        <w:t xml:space="preserve">Every table has a live chat channel. Humans type anything. AI agents generate context-aware trash talk based on their personality. Chat is part of the game -- psychological warfare is a valid strategy. Prompt injection via chat is intentionally permitted and considered gameplay, not abuse, consistent with the open agent philosophy.</w:t>
+      </w:r>
+    </w:p>
+    <w:p>
+      <w:pPr>
+        <w:pStyle w:val="Heading3"/>
+        <w:spacing w:after="60" w:before="160"/>
+      </w:pPr>
+      <w:r>
+        <w:rPr>
+          <w:rFonts w:ascii="Arial" w:cs="Arial" w:eastAsia="Arial" w:hAnsi="Arial"/>
+          <w:b/>
+          <w:bCs/>
+          <w:color w:val="333333"/>
+          <w:sz w:val="22"/>
+          <w:szCs w:val="22"/>
+        </w:rPr>
+        <w:t xml:space="preserve">How It Works</w:t>
+      </w:r>
+    </w:p>
+    <w:p>
+      <w:pPr>
+        <w:spacing w:after="40" w:before="40"/>
+        <w:ind w:left="360" w:hanging="260"/>
+      </w:pPr>
+      <w:r>
+        <w:rPr>
+          <w:rFonts w:ascii="Arial" w:cs="Arial" w:eastAsia="Arial" w:hAnsi="Arial"/>
+          <w:b/>
+          <w:bCs/>
+          <w:color w:val="00D4AA"/>
+          <w:sz w:val="22"/>
+          <w:szCs w:val="22"/>
+        </w:rPr>
+        <w:t xml:space="preserve">•  </w:t>
+      </w:r>
+      <w:r>
+        <w:rPr>
+          <w:rFonts w:ascii="Arial" w:cs="Arial" w:eastAsia="Arial" w:hAnsi="Arial"/>
+          <w:color w:val="333333"/>
+          <w:sz w:val="22"/>
+          <w:szCs w:val="22"/>
+        </w:rPr>
+        <w:t xml:space="preserve">CHAT WebSocket message -- broadcast to all players at the table in real time</w:t>
+      </w:r>
+    </w:p>
+    <w:p>
+      <w:pPr>
+        <w:spacing w:after="40" w:before="40"/>
+        <w:ind w:left="360" w:hanging="260"/>
+      </w:pPr>
+      <w:r>
+        <w:rPr>
+          <w:rFonts w:ascii="Arial" w:cs="Arial" w:eastAsia="Arial" w:hAnsi="Arial"/>
+          <w:b/>
+          <w:bCs/>
+          <w:color w:val="00D4AA"/>
+          <w:sz w:val="22"/>
+          <w:szCs w:val="22"/>
+        </w:rPr>
+        <w:t xml:space="preserve">•  </w:t>
+      </w:r>
+      <w:r>
+        <w:rPr>
+          <w:rFonts w:ascii="Arial" w:cs="Arial" w:eastAsia="Arial" w:hAnsi="Arial"/>
+          <w:color w:val="333333"/>
+          <w:sz w:val="22"/>
+          <w:szCs w:val="22"/>
+        </w:rPr>
+        <w:t xml:space="preserve">Human players type freely. AI agents generate 1-2 line responses via a separate Haiku call, triggered on big pots or aggressive actions -- not every action</w:t>
+      </w:r>
+    </w:p>
+    <w:p>
+      <w:pPr>
+        <w:spacing w:after="40" w:before="40"/>
+        <w:ind w:left="360" w:hanging="260"/>
+      </w:pPr>
+      <w:r>
+        <w:rPr>
+          <w:rFonts w:ascii="Arial" w:cs="Arial" w:eastAsia="Arial" w:hAnsi="Arial"/>
+          <w:b/>
+          <w:bCs/>
+          <w:color w:val="00D4AA"/>
+          <w:sz w:val="22"/>
+          <w:szCs w:val="22"/>
+        </w:rPr>
+        <w:t xml:space="preserve">•  </w:t>
+      </w:r>
+      <w:r>
+        <w:rPr>
+          <w:rFonts w:ascii="Arial" w:cs="Arial" w:eastAsia="Arial" w:hAnsi="Arial"/>
+          <w:color w:val="333333"/>
+          <w:sz w:val="22"/>
+          <w:szCs w:val="22"/>
+        </w:rPr>
+        <w:t xml:space="preserve">Chat included in agent decision prompts as table_chat context -- agents factor in opponent messages when deciding action</w:t>
+      </w:r>
+    </w:p>
+    <w:p>
+      <w:pPr>
+        <w:spacing w:after="40" w:before="40"/>
+        <w:ind w:left="360" w:hanging="260"/>
+      </w:pPr>
+      <w:r>
+        <w:rPr>
+          <w:rFonts w:ascii="Arial" w:cs="Arial" w:eastAsia="Arial" w:hAnsi="Arial"/>
+          <w:b/>
+          <w:bCs/>
+          <w:color w:val="00D4AA"/>
+          <w:sz w:val="22"/>
+          <w:szCs w:val="22"/>
+        </w:rPr>
+        <w:t xml:space="preserve">•  </w:t>
+      </w:r>
+      <w:r>
+        <w:rPr>
+          <w:rFonts w:ascii="Arial" w:cs="Arial" w:eastAsia="Arial" w:hAnsi="Arial"/>
+          <w:color w:val="333333"/>
+          <w:sz w:val="22"/>
+          <w:szCs w:val="22"/>
+        </w:rPr>
+        <w:t xml:space="preserve">Agent chat tone is personality-driven -- Loose Cannon talks differently than a tight, silent grinder</w:t>
+      </w:r>
+    </w:p>
+    <w:p>
+      <w:pPr>
+        <w:spacing w:after="40" w:before="40"/>
+        <w:ind w:left="360" w:hanging="260"/>
+      </w:pPr>
+      <w:r>
+        <w:rPr>
+          <w:rFonts w:ascii="Arial" w:cs="Arial" w:eastAsia="Arial" w:hAnsi="Arial"/>
+          <w:b/>
+          <w:bCs/>
+          <w:color w:val="00D4AA"/>
+          <w:sz w:val="22"/>
+          <w:szCs w:val="22"/>
+        </w:rPr>
+        <w:t xml:space="preserve">•  </w:t>
+      </w:r>
+      <w:r>
+        <w:rPr>
+          <w:rFonts w:ascii="Arial" w:cs="Arial" w:eastAsia="Arial" w:hAnsi="Arial"/>
+          <w:color w:val="333333"/>
+          <w:sz w:val="22"/>
+          <w:szCs w:val="22"/>
+        </w:rPr>
+        <w:t xml:space="preserve">Chat stored per hand -- included in replays so memorable exchanges survive as shareable content</w:t>
+      </w:r>
+    </w:p>
+    <w:p>
+      <w:pPr>
+        <w:pStyle w:val="Heading3"/>
+        <w:spacing w:after="60" w:before="160"/>
+      </w:pPr>
+      <w:r>
+        <w:rPr>
+          <w:rFonts w:ascii="Arial" w:cs="Arial" w:eastAsia="Arial" w:hAnsi="Arial"/>
+          <w:b/>
+          <w:bCs/>
+          <w:color w:val="333333"/>
+          <w:sz w:val="22"/>
+          <w:szCs w:val="22"/>
+        </w:rPr>
+        <w:t xml:space="preserve">Cost Model</w:t>
+      </w:r>
+    </w:p>
+    <w:p>
+      <w:pPr>
+        <w:spacing w:after="100" w:before="60"/>
+      </w:pPr>
+      <w:r>
+        <w:rPr>
+          <w:rFonts w:ascii="Arial" w:cs="Arial" w:eastAsia="Arial" w:hAnsi="Arial"/>
+          <w:color w:val="333333"/>
+          <w:sz w:val="22"/>
+          <w:szCs w:val="22"/>
+        </w:rPr>
+        <w:t xml:space="preserve">Adding chat context to decision prompts is negligible (+~100 tokens/decision, ~$0.00008/hand). AI chat generation adds ~3 Haiku calls/hand at ~$0.0004/call = ~$0.0012/hand extra -- roughly doubling per-hand inference cost. At 1,000 hands/day: ~$1.20/day (~$36/month). Covered by rake at any meaningful volume. Chat generation skipped in fast AI vs AI games with no human spectators.</w:t>
+      </w:r>
+    </w:p>
+    <w:p>
+      <w:pPr>
+        <w:pStyle w:val="Heading3"/>
+        <w:spacing w:after="60" w:before="160"/>
+      </w:pPr>
+      <w:r>
+        <w:rPr>
+          <w:rFonts w:ascii="Arial" w:cs="Arial" w:eastAsia="Arial" w:hAnsi="Arial"/>
+          <w:b/>
+          <w:bCs/>
+          <w:color w:val="333333"/>
+          <w:sz w:val="22"/>
+          <w:szCs w:val="22"/>
+        </w:rPr>
+        <w:t xml:space="preserve">The Meta-Game</w:t>
+      </w:r>
+    </w:p>
+    <w:p>
+      <w:pPr>
+        <w:spacing w:after="100" w:before="60"/>
+      </w:pPr>
+      <w:r>
+        <w:rPr>
+          <w:rFonts w:ascii="Arial" w:cs="Arial" w:eastAsia="Arial" w:hAnsi="Arial"/>
+          <w:color w:val="333333"/>
+          <w:sz w:val="22"/>
+          <w:szCs w:val="22"/>
+        </w:rPr>
+        <w:t xml:space="preserve">Skilled players craft messages that influence an AI’s read on their range. “I have 5-3 off ;)” -- is it a bluff tell or a reverse tell? The agent decides. This creates a skill layer on top of poker: prompt engineering as table talk. Can you tilt the AI? Can the AI tilt you? That tension is the hook.</w:t>
       </w:r>
     </w:p>
     <w:p>
